--- a/Archives/손지원/DevLog/손지원_작업일지_5주차.docx
+++ b/Archives/손지원/DevLog/손지원_작업일지_5주차.docx
@@ -91,11 +91,6 @@
             <w:tcW w:w="1275" w:type="dxa"/>
           </w:tcPr>
           <w:p>
-            <w:pPr>
-              <w:rPr>
-                <w:rFonts w:hint="eastAsia"/>
-              </w:rPr>
-            </w:pPr>
             <w:r>
               <w:rPr>
                 <w:rFonts w:hint="eastAsia"/>
@@ -136,11 +131,6 @@
             </w:r>
           </w:p>
           <w:p>
-            <w:pPr>
-              <w:rPr>
-                <w:rFonts w:hint="eastAsia"/>
-              </w:rPr>
-            </w:pPr>
             <w:r>
               <w:t>2025.</w:t>
             </w:r>
@@ -233,6 +223,20 @@
               </w:tabs>
               <w:ind w:leftChars="0"/>
             </w:pPr>
+            <w:proofErr w:type="spellStart"/>
+            <w:r>
+              <w:rPr>
+                <w:rFonts w:hint="eastAsia"/>
+              </w:rPr>
+              <w:t>타일맵</w:t>
+            </w:r>
+            <w:proofErr w:type="spellEnd"/>
+            <w:r>
+              <w:rPr>
+                <w:rFonts w:hint="eastAsia"/>
+              </w:rPr>
+              <w:t xml:space="preserve"> 제작</w:t>
+            </w:r>
           </w:p>
           <w:p>
             <w:pPr>
@@ -246,6 +250,31 @@
               </w:tabs>
               <w:ind w:leftChars="0"/>
             </w:pPr>
+            <w:r>
+              <w:rPr>
+                <w:rFonts w:hint="eastAsia"/>
+              </w:rPr>
+              <w:t xml:space="preserve">플레이어의 행동 핵심설계 관련 토의 </w:t>
+            </w:r>
+          </w:p>
+          <w:p>
+            <w:pPr>
+              <w:pStyle w:val="a7"/>
+              <w:numPr>
+                <w:ilvl w:val="0"/>
+                <w:numId w:val="6"/>
+              </w:numPr>
+              <w:tabs>
+                <w:tab w:val="left" w:pos="2765"/>
+              </w:tabs>
+              <w:ind w:leftChars="0"/>
+            </w:pPr>
+            <w:r>
+              <w:rPr>
+                <w:rFonts w:hint="eastAsia"/>
+              </w:rPr>
+              <w:t>디렉터 AI의 대한 재확인</w:t>
+            </w:r>
           </w:p>
         </w:tc>
       </w:tr>
@@ -263,10 +292,196 @@
     </w:p>
     <w:p>
       <w:pPr>
+        <w:pStyle w:val="a7"/>
+        <w:numPr>
+          <w:ilvl w:val="0"/>
+          <w:numId w:val="11"/>
+        </w:numPr>
+        <w:ind w:leftChars="0"/>
+      </w:pPr>
+      <w:proofErr w:type="spellStart"/>
+      <w:r>
         <w:rPr>
           <w:rFonts w:hint="eastAsia"/>
         </w:rPr>
-      </w:pPr>
+        <w:t>타일맵</w:t>
+      </w:r>
+      <w:proofErr w:type="spellEnd"/>
+      <w:r>
+        <w:rPr>
+          <w:rFonts w:hint="eastAsia"/>
+        </w:rPr>
+        <w:t xml:space="preserve"> 제작</w:t>
+      </w:r>
+    </w:p>
+    <w:p>
+      <w:r>
+        <w:rPr>
+          <w:rFonts w:hint="eastAsia"/>
+        </w:rPr>
+        <w:t xml:space="preserve">간단한 </w:t>
+      </w:r>
+      <w:proofErr w:type="spellStart"/>
+      <w:r>
+        <w:rPr>
+          <w:rFonts w:hint="eastAsia"/>
+        </w:rPr>
+        <w:t>타일맵을</w:t>
+      </w:r>
+      <w:proofErr w:type="spellEnd"/>
+      <w:r>
+        <w:rPr>
+          <w:rFonts w:hint="eastAsia"/>
+        </w:rPr>
+        <w:t xml:space="preserve"> 제작하여 구역을 구별하였으나, </w:t>
+      </w:r>
+      <w:proofErr w:type="spellStart"/>
+      <w:r>
+        <w:rPr>
+          <w:rFonts w:hint="eastAsia"/>
+        </w:rPr>
+        <w:t>맵을</w:t>
+      </w:r>
+      <w:proofErr w:type="spellEnd"/>
+      <w:r>
+        <w:rPr>
+          <w:rFonts w:hint="eastAsia"/>
+        </w:rPr>
+        <w:t xml:space="preserve"> 지금부터 만드는 것 보다는 게임플레이의 구현이 우선이기 때문에 </w:t>
+      </w:r>
+      <w:proofErr w:type="spellStart"/>
+      <w:r>
+        <w:rPr>
+          <w:rFonts w:hint="eastAsia"/>
+        </w:rPr>
+        <w:t>타일맵도</w:t>
+      </w:r>
+      <w:proofErr w:type="spellEnd"/>
+      <w:r>
+        <w:rPr>
+          <w:rFonts w:hint="eastAsia"/>
+        </w:rPr>
+        <w:t xml:space="preserve"> 일단은 상상도 개념으로 </w:t>
+      </w:r>
+      <w:proofErr w:type="spellStart"/>
+      <w:r>
+        <w:rPr>
+          <w:rFonts w:hint="eastAsia"/>
+        </w:rPr>
+        <w:t>그려냄</w:t>
+      </w:r>
+      <w:proofErr w:type="spellEnd"/>
+      <w:r>
+        <w:rPr>
+          <w:rFonts w:hint="eastAsia"/>
+        </w:rPr>
+        <w:t>. 이후</w:t>
+      </w:r>
+      <w:r>
+        <w:rPr>
+          <w:rFonts w:hint="eastAsia"/>
+        </w:rPr>
+        <w:t xml:space="preserve"> 한동안은</w:t>
+      </w:r>
+      <w:r>
+        <w:rPr>
+          <w:rFonts w:hint="eastAsia"/>
+        </w:rPr>
+        <w:t xml:space="preserve"> 만지지 않기로 결정</w:t>
+      </w:r>
+      <w:r>
+        <w:rPr>
+          <w:rFonts w:hint="eastAsia"/>
+        </w:rPr>
+        <w:t>하였다.</w:t>
+      </w:r>
+    </w:p>
+    <w:p>
+      <w:pPr>
+        <w:pStyle w:val="a7"/>
+        <w:numPr>
+          <w:ilvl w:val="0"/>
+          <w:numId w:val="11"/>
+        </w:numPr>
+        <w:ind w:leftChars="0"/>
+      </w:pPr>
+      <w:r>
+        <w:rPr>
+          <w:rFonts w:hint="eastAsia"/>
+        </w:rPr>
+        <w:t>플레이어의 행동 핵심 설계 관련 토의</w:t>
+      </w:r>
+    </w:p>
+    <w:p>
+      <w:r>
+        <w:rPr>
+          <w:rFonts w:hint="eastAsia"/>
+        </w:rPr>
+        <w:t xml:space="preserve">여름부터 지금까지 있었던 토의에서 나왔던 모든 핵심 설계를 정리하여 하나의 파일에다가 정리하기 위해 토의를 진행하였다. 그동안의 토의를 요약하는 핵심 자료가 될 예정이며, 앞으로 있을 개발의 토대를 닦기 위해 진행하였다. 수주동안의 토의간 달라지거나 한 내용을 고쳤으며, </w:t>
+      </w:r>
+      <w:proofErr w:type="spellStart"/>
+      <w:r>
+        <w:rPr>
+          <w:rFonts w:hint="eastAsia"/>
+        </w:rPr>
+        <w:t>지금와서는</w:t>
+      </w:r>
+      <w:proofErr w:type="spellEnd"/>
+      <w:r>
+        <w:rPr>
+          <w:rFonts w:hint="eastAsia"/>
+        </w:rPr>
+        <w:t xml:space="preserve"> 이상해진 내용들도 수정하였고, </w:t>
+      </w:r>
+      <w:r>
+        <w:rPr>
+          <w:rFonts w:hint="eastAsia"/>
+        </w:rPr>
+        <w:t>본격적인 게임플레이 제작을 위해 준비하였다.</w:t>
+      </w:r>
+    </w:p>
+    <w:p>
+      <w:pPr>
+        <w:pStyle w:val="a7"/>
+        <w:numPr>
+          <w:ilvl w:val="0"/>
+          <w:numId w:val="11"/>
+        </w:numPr>
+        <w:ind w:leftChars="0"/>
+      </w:pPr>
+      <w:r>
+        <w:rPr>
+          <w:rFonts w:hint="eastAsia"/>
+        </w:rPr>
+        <w:t>디렉터 AI의 대한 재확인</w:t>
+      </w:r>
+    </w:p>
+    <w:p>
+      <w:pPr>
+        <w:rPr>
+          <w:rFonts w:hint="eastAsia"/>
+        </w:rPr>
+      </w:pPr>
+      <w:r>
+        <w:rPr>
+          <w:rFonts w:hint="eastAsia"/>
+        </w:rPr>
+        <w:t xml:space="preserve">디렉터 AI에 관한 여러 논의가 있었으며, 게임플레이 개발에 앞서 이 디렉터 AI가 가져야 할 방향성을 다시 재확인하는 시간을 </w:t>
+      </w:r>
+      <w:proofErr w:type="gramStart"/>
+      <w:r>
+        <w:rPr>
+          <w:rFonts w:hint="eastAsia"/>
+        </w:rPr>
+        <w:t>가졌었다</w:t>
+      </w:r>
+      <w:proofErr w:type="gramEnd"/>
+      <w:r>
+        <w:rPr>
+          <w:rFonts w:hint="eastAsia"/>
+        </w:rPr>
+        <w:t xml:space="preserve">. </w:t>
+      </w:r>
     </w:p>
     <w:p>
       <w:pPr>
@@ -337,34 +552,33 @@
                 <w:tab w:val="left" w:pos="2765"/>
               </w:tabs>
               <w:spacing w:after="160" w:line="259" w:lineRule="auto"/>
+              <w:rPr>
+                <w:rFonts w:hint="eastAsia"/>
+              </w:rPr>
             </w:pPr>
-            <w:proofErr w:type="spellStart"/>
-            <w:r>
-              <w:rPr>
-                <w:rFonts w:hint="eastAsia"/>
-              </w:rPr>
-              <w:t>맵의</w:t>
-            </w:r>
-            <w:proofErr w:type="spellEnd"/>
-            <w:r>
-              <w:rPr>
-                <w:rFonts w:hint="eastAsia"/>
-              </w:rPr>
-              <w:t xml:space="preserve"> 크기를 무작정 정하기에는 크고 작음을 </w:t>
-            </w:r>
-            <w:proofErr w:type="spellStart"/>
-            <w:r>
-              <w:rPr>
-                <w:rFonts w:hint="eastAsia"/>
-              </w:rPr>
-              <w:t>생각해낼수</w:t>
-            </w:r>
-            <w:proofErr w:type="spellEnd"/>
-            <w:r>
-              <w:rPr>
-                <w:rFonts w:hint="eastAsia"/>
-              </w:rPr>
-              <w:t xml:space="preserve"> 없다</w:t>
+            <w:r>
+              <w:rPr>
+                <w:rFonts w:hint="eastAsia"/>
+              </w:rPr>
+              <w:t xml:space="preserve">디렉터 AI의 방향성에 </w:t>
+            </w:r>
+            <w:r>
+              <w:rPr>
+                <w:rFonts w:hint="eastAsia"/>
+              </w:rPr>
+              <w:t>관한 논</w:t>
+            </w:r>
+            <w:r>
+              <w:rPr>
+                <w:rFonts w:hint="eastAsia"/>
+              </w:rPr>
+              <w:t>의가</w:t>
+            </w:r>
+            <w:r>
+              <w:rPr>
+                <w:rFonts w:hint="eastAsia"/>
+              </w:rPr>
+              <w:t xml:space="preserve"> 있었음</w:t>
             </w:r>
           </w:p>
         </w:tc>
@@ -419,13 +633,36 @@
                 <w:tab w:val="left" w:pos="2765"/>
               </w:tabs>
               <w:spacing w:after="160" w:line="259" w:lineRule="auto"/>
+              <w:rPr>
+                <w:rFonts w:hint="eastAsia"/>
+              </w:rPr>
             </w:pPr>
             <w:r>
               <w:rPr>
                 <w:rFonts w:hint="eastAsia"/>
               </w:rPr>
-              <w:t>다음 토의에 맵 크기에 관한 토의를 할 예정.</w:t>
-            </w:r>
+              <w:t>지금까</w:t>
+            </w:r>
+            <w:r>
+              <w:rPr>
+                <w:rFonts w:hint="eastAsia"/>
+              </w:rPr>
+              <w:t xml:space="preserve">지 논의한 내용들의 </w:t>
+            </w:r>
+            <w:r>
+              <w:rPr>
+                <w:rFonts w:hint="eastAsia"/>
+              </w:rPr>
+              <w:t xml:space="preserve">정리 및 재정립하는 시간을 </w:t>
+            </w:r>
+            <w:proofErr w:type="gramStart"/>
+            <w:r>
+              <w:rPr>
+                <w:rFonts w:hint="eastAsia"/>
+              </w:rPr>
+              <w:t>가짐</w:t>
+            </w:r>
+            <w:proofErr w:type="gramEnd"/>
           </w:p>
         </w:tc>
       </w:tr>
@@ -538,9 +775,6 @@
                 <w:tab w:val="left" w:pos="2765"/>
               </w:tabs>
               <w:spacing w:after="160" w:line="259" w:lineRule="auto"/>
-              <w:rPr>
-                <w:rFonts w:hint="eastAsia"/>
-              </w:rPr>
             </w:pPr>
             <w:r>
               <w:t>2026.</w:t>
@@ -567,9 +801,6 @@
                 <w:tab w:val="left" w:pos="2765"/>
               </w:tabs>
               <w:spacing w:after="160" w:line="259" w:lineRule="auto"/>
-              <w:rPr>
-                <w:rFonts w:hint="eastAsia"/>
-              </w:rPr>
             </w:pPr>
             <w:r>
               <w:t>~</w:t>
@@ -659,31 +890,15 @@
                 <w:tab w:val="left" w:pos="2765"/>
               </w:tabs>
               <w:ind w:leftChars="0"/>
+              <w:rPr>
+                <w:rFonts w:hint="eastAsia"/>
+              </w:rPr>
             </w:pPr>
             <w:r>
               <w:rPr>
                 <w:rFonts w:hint="eastAsia"/>
               </w:rPr>
-              <w:t>맵 지형</w:t>
-            </w:r>
-          </w:p>
-          <w:p>
-            <w:pPr>
-              <w:pStyle w:val="a7"/>
-              <w:numPr>
-                <w:ilvl w:val="0"/>
-                <w:numId w:val="10"/>
-              </w:numPr>
-              <w:tabs>
-                <w:tab w:val="left" w:pos="2765"/>
-              </w:tabs>
-              <w:ind w:leftChars="0"/>
-            </w:pPr>
-            <w:r>
-              <w:rPr>
-                <w:rFonts w:hint="eastAsia"/>
-              </w:rPr>
-              <w:t>맵 초안에서 나아가 추상화/지형까지 고민하기</w:t>
+              <w:t>본격적인 개발 착수(전차 이동 구현 시작</w:t>
             </w:r>
           </w:p>
         </w:tc>
@@ -719,6 +934,7 @@
                 <w:b/>
                 <w:bCs/>
               </w:rPr>
+              <w:lastRenderedPageBreak/>
               <w:t>지도 교수</w:t>
             </w:r>
           </w:p>
@@ -923,6 +1139,95 @@
 <file path=word/numbering.xml><?xml version="1.0" encoding="utf-8"?>
 <w:numbering xmlns:wpc="http://schemas.microsoft.com/office/word/2010/wordprocessingCanvas" xmlns:cx="http://schemas.microsoft.com/office/drawing/2014/chartex" xmlns:cx1="http://schemas.microsoft.com/office/drawing/2015/9/8/chartex" xmlns:cx2="http://schemas.microsoft.com/office/drawing/2015/10/21/chartex" xmlns:cx3="http://schemas.microsoft.com/office/drawing/2016/5/9/chartex" xmlns:cx4="http://schemas.microsoft.com/office/drawing/2016/5/10/chartex" xmlns:cx5="http://schemas.microsoft.com/office/drawing/2016/5/11/chartex" xmlns:cx6="http://schemas.microsoft.com/office/drawing/2016/5/12/chartex" xmlns:cx7="http://schemas.microsoft.com/office/drawing/2016/5/13/chartex" xmlns:cx8="http://schemas.microsoft.com/office/drawing/2016/5/14/chartex" xmlns:mc="http://schemas.openxmlformats.org/markup-compatibility/2006" xmlns:aink="http://schemas.microsoft.com/office/drawing/2016/ink" xmlns:am3d="http://schemas.microsoft.com/office/drawing/2017/model3d" xmlns:o="urn:schemas-microsoft-com:office:office" xmlns:oel="http://schemas.microsoft.com/office/2019/extlst" xmlns:r="http://schemas.openxmlformats.org/officeDocument/2006/relationships" xmlns:m="http://schemas.openxmlformats.org/officeDocument/2006/math" xmlns:v="urn:schemas-microsoft-com:vml" xmlns:wp14="http://schemas.microsoft.com/office/word/2010/wordprocessingDrawing" xmlns:wp="http://schemas.openxmlformats.org/drawingml/2006/wordprocessingDrawing" xmlns:w10="urn:schemas-microsoft-com:office:word" xmlns:w="http://schemas.openxmlformats.org/wordprocessingml/2006/main" xmlns:w14="http://schemas.microsoft.com/office/word/2010/wordml" xmlns:w15="http://schemas.microsoft.com/office/word/2012/wordml" xmlns:w16cex="http://schemas.microsoft.com/office/word/2018/wordml/cex" xmlns:w16cid="http://schemas.microsoft.com/office/word/2016/wordml/cid" xmlns:w16="http://schemas.microsoft.com/office/word/2018/wordml" xmlns:w16du="http://schemas.microsoft.com/office/word/2023/wordml/word16du" xmlns:w16sdtdh="http://schemas.microsoft.com/office/word/2020/wordml/sdtdatahash" xmlns:w16sdtfl="http://schemas.microsoft.com/office/word/2024/wordml/sdtformatlock" xmlns:w16se="http://schemas.microsoft.com/office/word/2015/wordml/symex" xmlns:wpg="http://schemas.microsoft.com/office/word/2010/wordprocessingGroup" xmlns:wpi="http://schemas.microsoft.com/office/word/2010/wordprocessingInk" xmlns:wne="http://schemas.microsoft.com/office/word/2006/wordml" xmlns:wps="http://schemas.microsoft.com/office/word/2010/wordprocessingShape" mc:Ignorable="w14 w15 w16se w16cid w16 w16cex w16sdtdh w16sdtfl w16du wp14">
   <w:abstractNum w:abstractNumId="0" w15:restartNumberingAfterBreak="0">
+    <w:nsid w:val="07144912"/>
+    <w:multiLevelType w:val="hybridMultilevel"/>
+    <w:tmpl w:val="F2AA1A78"/>
+    <w:lvl w:ilvl="0" w:tplc="D722B4BA">
+      <w:start w:val="1"/>
+      <w:numFmt w:val="decimal"/>
+      <w:lvlText w:val="%1."/>
+      <w:lvlJc w:val="left"/>
+      <w:pPr>
+        <w:ind w:left="800" w:hanging="360"/>
+      </w:pPr>
+      <w:rPr>
+        <w:rFonts w:hint="default"/>
+      </w:rPr>
+    </w:lvl>
+    <w:lvl w:ilvl="1" w:tplc="04090019" w:tentative="1">
+      <w:start w:val="1"/>
+      <w:numFmt w:val="upperLetter"/>
+      <w:lvlText w:val="%2."/>
+      <w:lvlJc w:val="left"/>
+      <w:pPr>
+        <w:ind w:left="1320" w:hanging="440"/>
+      </w:pPr>
+    </w:lvl>
+    <w:lvl w:ilvl="2" w:tplc="0409001B" w:tentative="1">
+      <w:start w:val="1"/>
+      <w:numFmt w:val="lowerRoman"/>
+      <w:lvlText w:val="%3."/>
+      <w:lvlJc w:val="right"/>
+      <w:pPr>
+        <w:ind w:left="1760" w:hanging="440"/>
+      </w:pPr>
+    </w:lvl>
+    <w:lvl w:ilvl="3" w:tplc="0409000F" w:tentative="1">
+      <w:start w:val="1"/>
+      <w:numFmt w:val="decimal"/>
+      <w:lvlText w:val="%4."/>
+      <w:lvlJc w:val="left"/>
+      <w:pPr>
+        <w:ind w:left="2200" w:hanging="440"/>
+      </w:pPr>
+    </w:lvl>
+    <w:lvl w:ilvl="4" w:tplc="04090019" w:tentative="1">
+      <w:start w:val="1"/>
+      <w:numFmt w:val="upperLetter"/>
+      <w:lvlText w:val="%5."/>
+      <w:lvlJc w:val="left"/>
+      <w:pPr>
+        <w:ind w:left="2640" w:hanging="440"/>
+      </w:pPr>
+    </w:lvl>
+    <w:lvl w:ilvl="5" w:tplc="0409001B" w:tentative="1">
+      <w:start w:val="1"/>
+      <w:numFmt w:val="lowerRoman"/>
+      <w:lvlText w:val="%6."/>
+      <w:lvlJc w:val="right"/>
+      <w:pPr>
+        <w:ind w:left="3080" w:hanging="440"/>
+      </w:pPr>
+    </w:lvl>
+    <w:lvl w:ilvl="6" w:tplc="0409000F" w:tentative="1">
+      <w:start w:val="1"/>
+      <w:numFmt w:val="decimal"/>
+      <w:lvlText w:val="%7."/>
+      <w:lvlJc w:val="left"/>
+      <w:pPr>
+        <w:ind w:left="3520" w:hanging="440"/>
+      </w:pPr>
+    </w:lvl>
+    <w:lvl w:ilvl="7" w:tplc="04090019" w:tentative="1">
+      <w:start w:val="1"/>
+      <w:numFmt w:val="upperLetter"/>
+      <w:lvlText w:val="%8."/>
+      <w:lvlJc w:val="left"/>
+      <w:pPr>
+        <w:ind w:left="3960" w:hanging="440"/>
+      </w:pPr>
+    </w:lvl>
+    <w:lvl w:ilvl="8" w:tplc="0409001B" w:tentative="1">
+      <w:start w:val="1"/>
+      <w:numFmt w:val="lowerRoman"/>
+      <w:lvlText w:val="%9."/>
+      <w:lvlJc w:val="right"/>
+      <w:pPr>
+        <w:ind w:left="4400" w:hanging="440"/>
+      </w:pPr>
+    </w:lvl>
+  </w:abstractNum>
+  <w:abstractNum w:abstractNumId="1" w15:restartNumberingAfterBreak="0">
     <w:nsid w:val="18C916D0"/>
     <w:multiLevelType w:val="hybridMultilevel"/>
     <w:tmpl w:val="7D26B582"/>
@@ -1011,7 +1316,7 @@
       </w:pPr>
     </w:lvl>
   </w:abstractNum>
-  <w:abstractNum w:abstractNumId="1" w15:restartNumberingAfterBreak="0">
+  <w:abstractNum w:abstractNumId="2" w15:restartNumberingAfterBreak="0">
     <w:nsid w:val="24EE7954"/>
     <w:multiLevelType w:val="hybridMultilevel"/>
     <w:tmpl w:val="3D7E82A6"/>
@@ -1100,7 +1405,7 @@
       </w:pPr>
     </w:lvl>
   </w:abstractNum>
-  <w:abstractNum w:abstractNumId="2" w15:restartNumberingAfterBreak="0">
+  <w:abstractNum w:abstractNumId="3" w15:restartNumberingAfterBreak="0">
     <w:nsid w:val="40F07EE4"/>
     <w:multiLevelType w:val="hybridMultilevel"/>
     <w:tmpl w:val="F32095FA"/>
@@ -1213,7 +1518,7 @@
       </w:rPr>
     </w:lvl>
   </w:abstractNum>
-  <w:abstractNum w:abstractNumId="3" w15:restartNumberingAfterBreak="0">
+  <w:abstractNum w:abstractNumId="4" w15:restartNumberingAfterBreak="0">
     <w:nsid w:val="477C1A4C"/>
     <w:multiLevelType w:val="hybridMultilevel"/>
     <w:tmpl w:val="7E74CAF4"/>
@@ -1302,7 +1607,7 @@
       </w:pPr>
     </w:lvl>
   </w:abstractNum>
-  <w:abstractNum w:abstractNumId="4" w15:restartNumberingAfterBreak="0">
+  <w:abstractNum w:abstractNumId="5" w15:restartNumberingAfterBreak="0">
     <w:nsid w:val="5527761F"/>
     <w:multiLevelType w:val="hybridMultilevel"/>
     <w:tmpl w:val="6A468C20"/>
@@ -1415,7 +1720,7 @@
       </w:rPr>
     </w:lvl>
   </w:abstractNum>
-  <w:abstractNum w:abstractNumId="5" w15:restartNumberingAfterBreak="0">
+  <w:abstractNum w:abstractNumId="6" w15:restartNumberingAfterBreak="0">
     <w:nsid w:val="55C415BB"/>
     <w:multiLevelType w:val="hybridMultilevel"/>
     <w:tmpl w:val="0A9ED440"/>
@@ -1528,7 +1833,7 @@
       </w:rPr>
     </w:lvl>
   </w:abstractNum>
-  <w:abstractNum w:abstractNumId="6" w15:restartNumberingAfterBreak="0">
+  <w:abstractNum w:abstractNumId="7" w15:restartNumberingAfterBreak="0">
     <w:nsid w:val="571F7B43"/>
     <w:multiLevelType w:val="hybridMultilevel"/>
     <w:tmpl w:val="ACBC5126"/>
@@ -1617,7 +1922,7 @@
       </w:pPr>
     </w:lvl>
   </w:abstractNum>
-  <w:abstractNum w:abstractNumId="7" w15:restartNumberingAfterBreak="0">
+  <w:abstractNum w:abstractNumId="8" w15:restartNumberingAfterBreak="0">
     <w:nsid w:val="63D23F62"/>
     <w:multiLevelType w:val="hybridMultilevel"/>
     <w:tmpl w:val="14822A7E"/>
@@ -1730,7 +2035,7 @@
       </w:rPr>
     </w:lvl>
   </w:abstractNum>
-  <w:abstractNum w:abstractNumId="8" w15:restartNumberingAfterBreak="0">
+  <w:abstractNum w:abstractNumId="9" w15:restartNumberingAfterBreak="0">
     <w:nsid w:val="6D2B5742"/>
     <w:multiLevelType w:val="hybridMultilevel"/>
     <w:tmpl w:val="6AC0D65E"/>
@@ -1819,7 +2124,7 @@
       </w:pPr>
     </w:lvl>
   </w:abstractNum>
-  <w:abstractNum w:abstractNumId="9" w15:restartNumberingAfterBreak="0">
+  <w:abstractNum w:abstractNumId="10" w15:restartNumberingAfterBreak="0">
     <w:nsid w:val="7CD24BF1"/>
     <w:multiLevelType w:val="hybridMultilevel"/>
     <w:tmpl w:val="496ACBD4"/>
@@ -1933,34 +2238,37 @@
     </w:lvl>
   </w:abstractNum>
   <w:num w:numId="1" w16cid:durableId="1652364904">
+    <w:abstractNumId w:val="6"/>
+  </w:num>
+  <w:num w:numId="2" w16cid:durableId="1081802959">
     <w:abstractNumId w:val="5"/>
   </w:num>
-  <w:num w:numId="2" w16cid:durableId="1081802959">
+  <w:num w:numId="3" w16cid:durableId="1623724403">
+    <w:abstractNumId w:val="3"/>
+  </w:num>
+  <w:num w:numId="4" w16cid:durableId="1188829514">
+    <w:abstractNumId w:val="10"/>
+  </w:num>
+  <w:num w:numId="5" w16cid:durableId="825631310">
+    <w:abstractNumId w:val="8"/>
+  </w:num>
+  <w:num w:numId="6" w16cid:durableId="1703362345">
+    <w:abstractNumId w:val="2"/>
+  </w:num>
+  <w:num w:numId="7" w16cid:durableId="167991467">
+    <w:abstractNumId w:val="1"/>
+  </w:num>
+  <w:num w:numId="8" w16cid:durableId="591472828">
     <w:abstractNumId w:val="4"/>
   </w:num>
-  <w:num w:numId="3" w16cid:durableId="1623724403">
-    <w:abstractNumId w:val="2"/>
-  </w:num>
-  <w:num w:numId="4" w16cid:durableId="1188829514">
+  <w:num w:numId="9" w16cid:durableId="336619508">
     <w:abstractNumId w:val="9"/>
   </w:num>
-  <w:num w:numId="5" w16cid:durableId="825631310">
+  <w:num w:numId="10" w16cid:durableId="1789929385">
     <w:abstractNumId w:val="7"/>
   </w:num>
-  <w:num w:numId="6" w16cid:durableId="1703362345">
-    <w:abstractNumId w:val="1"/>
-  </w:num>
-  <w:num w:numId="7" w16cid:durableId="167991467">
+  <w:num w:numId="11" w16cid:durableId="948928186">
     <w:abstractNumId w:val="0"/>
-  </w:num>
-  <w:num w:numId="8" w16cid:durableId="591472828">
-    <w:abstractNumId w:val="3"/>
-  </w:num>
-  <w:num w:numId="9" w16cid:durableId="336619508">
-    <w:abstractNumId w:val="8"/>
-  </w:num>
-  <w:num w:numId="10" w16cid:durableId="1789929385">
-    <w:abstractNumId w:val="6"/>
   </w:num>
 </w:numbering>
 </file>
